--- a/SCADA-Line-Monitor_3/parts/04_Глава2_Архитектура.docx
+++ b/SCADA-Line-Monitor_3/parts/04_Глава2_Архитектура.docx
@@ -139,142 +139,6 @@
           <w:sz w:val="28"/>
         </w:rPr>
         <w:t>Общая структура автоматизированного участка может быть представлена в виде трёхуровневой иерархии: полевой уровень (оборудование, установленное непосредственно на линии), коммуникационный уровень (каналы связи и коммуникационное оборудование) и диспетчерский уровень (серверы SCADA-системы и рабочие станции операторов). Каждый из этих уровней подробно рассмотрен в последующих подразделах.</w:t>
-      </w:r>
-    </w:p>
-    <w:p>
-      <w:pPr>
-        <w:spacing w:before="0" w:after="0" w:line="360" w:lineRule="auto"/>
-        <w:ind w:firstLine="709"/>
-        <w:jc w:val="both"/>
-      </w:pPr>
-      <w:r>
-        <w:rPr>
-          <w:rFonts w:ascii="Times New Roman" w:hAnsi="Times New Roman"/>
-          <w:b w:val="0"/>
-          <w:i w:val="0"/>
-          <w:color w:val="000000"/>
-          <w:sz w:val="28"/>
-        </w:rPr>
-        <w:t>Для более детального понимания структуры автоматизированного участка рассмотрим характеристики каждого из трёх реклоузеров, входящих в состав рассматриваемой схемы.</w:t>
-      </w:r>
-    </w:p>
-    <w:p>
-      <w:pPr>
-        <w:spacing w:before="0" w:after="0" w:line="360" w:lineRule="auto"/>
-        <w:ind w:firstLine="709"/>
-        <w:jc w:val="both"/>
-      </w:pPr>
-      <w:r>
-        <w:rPr>
-          <w:rFonts w:ascii="Times New Roman" w:hAnsi="Times New Roman"/>
-          <w:b w:val="0"/>
-          <w:i w:val="0"/>
-          <w:color w:val="000000"/>
-          <w:sz w:val="28"/>
-        </w:rPr>
-        <w:t>Реклоузер Р1 (головной) установлен на отпайке от питающей подстанции 35/10 кВ «Западная». Номинальное напряжение — 10 кВ, номинальный ток — 400 А, отключающая способность — 12,5 кА. Реклоузер оснащён контроллером с функциями МТЗ (максимальная токовая защита) с двумя ступенями, ЗЗЗ (защита от замыканий на землю) по нулевой последовательности, защитой от обрыва провода и функцией АПВ (четырёхкратное). Уставки защит согласованы с защитами головного выключателя подстанции по принципу временной селективности с шагом 0,3 с.</w:t>
-      </w:r>
-    </w:p>
-    <w:p>
-      <w:pPr>
-        <w:spacing w:before="0" w:after="0" w:line="360" w:lineRule="auto"/>
-        <w:ind w:firstLine="709"/>
-        <w:jc w:val="both"/>
-      </w:pPr>
-      <w:r>
-        <w:rPr>
-          <w:rFonts w:ascii="Times New Roman" w:hAnsi="Times New Roman"/>
-          <w:b w:val="0"/>
-          <w:i w:val="0"/>
-          <w:color w:val="000000"/>
-          <w:sz w:val="28"/>
-        </w:rPr>
-        <w:t>Реклоузер Р2 (секционирующий) расположен в средней части линии, в точке ответвления к трансформаторной подстанции ТП-5. Номинальный ток — 200 А. Уставки МТЗ согласованы с реклоузером Р1 по принципу убывания тока уставки и времени срабатывания по направлению от источника питания к нагрузке. Для реклоузера Р2 предусмотрена функция блокировки АПВ при подаче команды от SCADA-системы.</w:t>
-      </w:r>
-    </w:p>
-    <w:p>
-      <w:pPr>
-        <w:spacing w:before="0" w:after="0" w:line="360" w:lineRule="auto"/>
-        <w:ind w:firstLine="709"/>
-        <w:jc w:val="both"/>
-      </w:pPr>
-      <w:r>
-        <w:rPr>
-          <w:rFonts w:ascii="Times New Roman" w:hAnsi="Times New Roman"/>
-          <w:b w:val="0"/>
-          <w:i w:val="0"/>
-          <w:color w:val="000000"/>
-          <w:sz w:val="28"/>
-        </w:rPr>
-        <w:t>Реклоузер Р3 (концевой) установлен в удалённой части линии, перед последней группой трансформаторных подстанций. Номинальный ток — 200 А. Данный реклоузер обеспечивает защиту наиболее удалённого и, как правило, наиболее повреждаемого участка линии. Для питания контроллера и коммуникационного оборудования используется встроенный трансформатор напряжения и аккумуляторная батарея ёмкостью 26 А·ч, обеспечивающая работу при обесточении линии в течение 24 часов.</w:t>
-      </w:r>
-    </w:p>
-    <w:p>
-      <w:pPr>
-        <w:spacing w:before="0" w:after="0" w:line="360" w:lineRule="auto"/>
-        <w:ind w:firstLine="709"/>
-        <w:jc w:val="both"/>
-      </w:pPr>
-      <w:r>
-        <w:rPr>
-          <w:rFonts w:ascii="Times New Roman" w:hAnsi="Times New Roman"/>
-          <w:b w:val="0"/>
-          <w:i w:val="0"/>
-          <w:color w:val="000000"/>
-          <w:sz w:val="28"/>
-        </w:rPr>
-        <w:t>Помимо реклоузеров, в состав автоматизированного участка входят три комплекта датчиков мониторинга состояния линии. Каждый комплект включает: датчик температуры провода на базе инфракрасного сенсора с диапазоном измерения от минус 40 до плюс 120 градусов Цельсия и погрешностью не более 1 градуса; датчик наклона опоры с точностью 0,1 градуса для контроля механического состояния опорных конструкций; датчик токовой нагрузки на базе эффекта Холла. Данные от датчиков передаются по интерфейсу RS-485 на контроллер ближайшего реклоузера, который транслирует их в диспетчерский центр в составе общего телеметрического потока.</w:t>
-      </w:r>
-    </w:p>
-    <w:p>
-      <w:pPr>
-        <w:spacing w:before="0" w:after="0" w:line="360" w:lineRule="auto"/>
-        <w:ind w:firstLine="709"/>
-        <w:jc w:val="both"/>
-      </w:pPr>
-      <w:r>
-        <w:rPr>
-          <w:rFonts w:ascii="Times New Roman" w:hAnsi="Times New Roman"/>
-          <w:b w:val="0"/>
-          <w:i w:val="0"/>
-          <w:color w:val="000000"/>
-          <w:sz w:val="28"/>
-        </w:rPr>
-        <w:t>Типовой автоматизированный участок воздушной линии 6–10 кВ, рассматриваемый в настоящей работе, включает три реклоузера, установленных на опорах линии электропередачи на расстоянии от 3 до 15 километров друг от друга. Каждый реклоузер оснащён встроенным микропроцессорным контроллером, выполняющим функции релейной защиты и автоматического повторного включения. Контроллер обеспечивает измерение токов и напряжений фаз, формирование дискретных сигналов о состоянии коммутационного аппарата, а также приём команд телеуправления по протоколу МЭК 60870-5-104.</w:t>
-      </w:r>
-    </w:p>
-    <w:p>
-      <w:pPr>
-        <w:spacing w:before="0" w:after="0" w:line="360" w:lineRule="auto"/>
-        <w:ind w:firstLine="709"/>
-        <w:jc w:val="both"/>
-      </w:pPr>
-      <w:r>
-        <w:rPr>
-          <w:rFonts w:ascii="Times New Roman" w:hAnsi="Times New Roman"/>
-          <w:b w:val="0"/>
-          <w:i w:val="0"/>
-          <w:color w:val="000000"/>
-          <w:sz w:val="28"/>
-        </w:rPr>
-        <w:t>Помимо реклоузеров, в состав автоматизированного участка входят датчики параметров окружающей среды, размещённые на опорах линии. Комплект датчиков включает измерители температуры воздуха (диапазон от минус 50 до плюс 50 градусов Цельсия, погрешность не более 0,5 градуса), анемометры для измерения скорости ветра (диапазон от 0 до 60 метров в секунду), а также датчики гололёдной нагрузки. Метеорологические данные используются для прогнозирования условий эксплуатации линии и своевременного принятия решений о снижении нагрузки или выводе участка в ремонт.</w:t>
-      </w:r>
-    </w:p>
-    <w:p>
-      <w:pPr>
-        <w:spacing w:before="0" w:after="0" w:line="360" w:lineRule="auto"/>
-        <w:ind w:firstLine="709"/>
-        <w:jc w:val="both"/>
-      </w:pPr>
-      <w:r>
-        <w:rPr>
-          <w:rFonts w:ascii="Times New Roman" w:hAnsi="Times New Roman"/>
-          <w:b w:val="0"/>
-          <w:i w:val="0"/>
-          <w:color w:val="000000"/>
-          <w:sz w:val="28"/>
-        </w:rPr>
-        <w:t>Особое внимание при проектировании автоматизированного участка уделяется вопросам электропитания оборудования мониторинга. Контроллеры реклоузеров и коммуникационное оборудование получают питание от трансформаторов собственных нужд, подключённых к контролируемой линии 6–10 кВ. Для обеспечения работоспособности системы при отключении линии предусмотрены аккумуляторные батареи с автоматическим зарядным устройством, обеспечивающие автономную работу оборудования в течение не менее 8 часов. В районах с устойчивым солнечным облучением дополнительно устанавливаются солнечные панели мощностью от 100 до 300 Вт.</w:t>
       </w:r>
     </w:p>
     <w:p>
@@ -1688,57 +1552,6 @@
           <w:sz w:val="28"/>
         </w:rPr>
         <w:t>Суммарный объём информационного потока от трёх реклоузеров и дополнительных датчиков составляет приблизительно 120–150 аналоговых параметров и 60–80 дискретных сигналов. При средней частоте опроса 5 секунд и размере одного отсчёта 8 байт (значение + метка времени) информационный поток составляет приблизительно 2–3 Кбайт/с в нормальном режиме. При аварийном режиме, когда частота опроса повышается и передаются осциллограммы, информационный поток может кратковременно возрастать до 20–30 Кбайт/с [7].</w:t>
-      </w:r>
-    </w:p>
-    <w:p>
-      <w:pPr>
-        <w:spacing w:before="0" w:after="0" w:line="360" w:lineRule="auto"/>
-        <w:ind w:firstLine="709"/>
-        <w:jc w:val="both"/>
-      </w:pPr>
-      <w:r>
-        <w:rPr>
-          <w:rFonts w:ascii="Times New Roman" w:hAnsi="Times New Roman"/>
-          <w:b w:val="0"/>
-          <w:i w:val="0"/>
-          <w:color w:val="000000"/>
-          <w:sz w:val="28"/>
-        </w:rPr>
-        <w:t>Помимо основных электрических параметров, перечисленных в таблице 2, система мониторинга может дополнительно контролировать ряд параметров, характеризующих качество электроэнергии в соответствии с ГОСТ 32144-2013. К ним относятся: коэффициент несинусоидальности напряжения (THD), характеризующий уровень гармонических составляющих; отклонение напряжения от номинального значения в процентах; коэффициент несимметрии напряжений по обратной и нулевой последовательности; провалы и перенапряжения длительностью более 10 мс. Контроль параметров качества электроэнергии особенно актуален при наличии на линии нелинейных нагрузок (частотные преобразователи, дуговые печи) или распределённых источников генерации.</w:t>
-      </w:r>
-    </w:p>
-    <w:p>
-      <w:pPr>
-        <w:spacing w:before="0" w:after="0" w:line="360" w:lineRule="auto"/>
-        <w:ind w:firstLine="709"/>
-        <w:jc w:val="both"/>
-      </w:pPr>
-      <w:r>
-        <w:rPr>
-          <w:rFonts w:ascii="Times New Roman" w:hAnsi="Times New Roman"/>
-          <w:b w:val="0"/>
-          <w:i w:val="0"/>
-          <w:color w:val="000000"/>
-          <w:sz w:val="28"/>
-        </w:rPr>
-        <w:t>Отдельным классом измеряемых параметров являются данные осциллографирования аварийных режимов. При срабатывании защиты контроллер реклоузера записывает осциллограммы токов и напряжений всех трёх фаз с частотой дискретизации 1200–4800 отсчётов в секунду. Длительность записи составляет: доаварийный участок — от 0,5 до 2 периодов промышленной частоты (10–40 мс), аварийный участок — вся длительность протекания тока короткого замыкания (до нескольких секунд), послеаварийный участок — от 2 до 5 периодов. Осциллограммы сохраняются в формате COMTRADE (Common Format for Transient Data Exchange, стандарт IEEE C37.111) и могут быть переданы в диспетчерский центр для детального анализа причин аварии.</w:t>
-      </w:r>
-    </w:p>
-    <w:p>
-      <w:pPr>
-        <w:spacing w:before="0" w:after="0" w:line="360" w:lineRule="auto"/>
-        <w:ind w:firstLine="709"/>
-        <w:jc w:val="both"/>
-      </w:pPr>
-      <w:r>
-        <w:rPr>
-          <w:rFonts w:ascii="Times New Roman" w:hAnsi="Times New Roman"/>
-          <w:b w:val="0"/>
-          <w:i w:val="0"/>
-          <w:color w:val="000000"/>
-          <w:sz w:val="28"/>
-        </w:rPr>
-        <w:t>Для обеспечения корректности измерений все датчики и измерительные каналы подлежат периодической метрологической поверке в соответствии с требованиями Федерального закона от 26.06.2008 № 102-ФЗ «Об обеспечении единства измерений». Встроенные трансформаторы тока и напряжения реклоузеров поверяются с периодичностью 4–8 лет. Внешние датчики температуры и метеорологические приборы поверяются ежегодно. Данные о поверке хранятся в конфигурационной базе данных SCADA-системы и используются при расчёте достоверности измерений.</w:t>
       </w:r>
     </w:p>
     <w:p>
@@ -3215,108 +3028,6 @@
       </w:r>
     </w:p>
     <w:p>
-      <w:pPr>
-        <w:spacing w:before="0" w:after="0" w:line="360" w:lineRule="auto"/>
-        <w:ind w:firstLine="709"/>
-        <w:jc w:val="both"/>
-      </w:pPr>
-      <w:r>
-        <w:rPr>
-          <w:rFonts w:ascii="Times New Roman" w:hAnsi="Times New Roman"/>
-          <w:b w:val="0"/>
-          <w:i w:val="0"/>
-          <w:color w:val="000000"/>
-          <w:sz w:val="28"/>
-        </w:rPr>
-        <w:t>При выборе конфигурации каналов связи для рассматриваемого автоматизированного участка был проведён детальный анализ зоны покрытия мобильных сетей в районе прохождения воздушной линии. Анализ показал, что уровень сигнала GSM/GPRS оператора «МегаФон» в зоне установки реклоузеров составляет от минус 75 до минус 95 дБм, что соответствует удовлетворительному и хорошему качеству связи. Уровень сигнала оператора «МТС» в тех же точках составляет от минус 80 до минус 100 дБм. Покрытие LTE обеспечивается обоими операторами, однако в зоне установки реклоузера Р3 (наиболее удалённого) уровень сигнала LTE нестабилен, поэтому для данной точки в качестве резервного канала используется GSM/GPRS второго оператора, а не LTE.</w:t>
-      </w:r>
-    </w:p>
-    <w:p>
-      <w:pPr>
-        <w:spacing w:before="0" w:after="0" w:line="360" w:lineRule="auto"/>
-        <w:ind w:firstLine="709"/>
-        <w:jc w:val="both"/>
-      </w:pPr>
-      <w:r>
-        <w:rPr>
-          <w:rFonts w:ascii="Times New Roman" w:hAnsi="Times New Roman"/>
-          <w:b w:val="0"/>
-          <w:i w:val="0"/>
-          <w:color w:val="000000"/>
-          <w:sz w:val="28"/>
-        </w:rPr>
-        <w:t>Для организации защищённого канала связи между реклоузерами и диспетчерским центром используется технология VPN (Virtual Private Network) на базе протокола IPsec. VPN-туннель обеспечивает шифрование всех передаваемых данных (включая телеметрию и команды управления) и аутентификацию устройств, что соответствует требованиям информационной безопасности для объектов критической информационной инфраструктуры. Для каждого реклоузера создаётся отдельный VPN-туннель через промышленный маршрутизатор с поддержкой двух SIM-карт, обеспечивающий автоматическое переключение между операторами связи при потере основного канала.</w:t>
-      </w:r>
-    </w:p>
-    <w:p>
-      <w:pPr>
-        <w:spacing w:before="0" w:after="0" w:line="360" w:lineRule="auto"/>
-        <w:ind w:firstLine="709"/>
-        <w:jc w:val="both"/>
-      </w:pPr>
-      <w:r>
-        <w:rPr>
-          <w:rFonts w:ascii="Times New Roman" w:hAnsi="Times New Roman"/>
-          <w:b w:val="0"/>
-          <w:i w:val="0"/>
-          <w:color w:val="000000"/>
-          <w:sz w:val="28"/>
-        </w:rPr>
-        <w:t>Отдельно следует рассмотреть вопрос синхронизации времени на полевых устройствах при использовании каналов мобильной связи. Протокол МЭК 60870-5-104 предусматривает синхронизацию часов контролируемой станции от управляющей станции с помощью команды C_CS_NA_1 (Clock Synchronization). Однако при работе через каналы GSM/GPRS точность такой синхронизации ограничена задержкой канала связи (100–500 мс), что недостаточно для осциллографирования аварийных процессов. Для обеспечения миллисекундной точности синхронизации контроллеры реклоузеров оснащены встроенными ГНСС-приёмниками (ГЛОНАСС/GPS), обеспечивающими привязку меток времени к шкале UTC с точностью не хуже 1 мкс.</w:t>
-      </w:r>
-    </w:p>
-    <w:p>
-      <w:pPr>
-        <w:spacing w:before="0" w:after="0" w:line="360" w:lineRule="auto"/>
-        <w:ind w:firstLine="709"/>
-        <w:jc w:val="both"/>
-      </w:pPr>
-      <w:r>
-        <w:rPr>
-          <w:rFonts w:ascii="Times New Roman" w:hAnsi="Times New Roman"/>
-          <w:b w:val="0"/>
-          <w:i w:val="0"/>
-          <w:color w:val="000000"/>
-          <w:sz w:val="28"/>
-        </w:rPr>
-        <w:t>При выборе канала связи для системы мониторинга воздушной линии 6–10 кВ необходимо учитывать не только технические характеристики, но и экономические аспекты развёртывания и эксплуатации. Стоимость организации канала связи на основе волоконно-оптической линии связи (ВОЛС) составляет от 200 до 500 тысяч рублей за километр трассы, что делает данное решение экономически нецелесообразным для линий протяжённостью более 10–15 километров. Радиоканал на частотах 400–900 МГц обеспечивает дальность связи до 30 километров при прямой видимости, однако требует получения частотного разрешения и подвержен помехам от индустриальных источников.</w:t>
-      </w:r>
-    </w:p>
-    <w:p>
-      <w:pPr>
-        <w:spacing w:before="0" w:after="0" w:line="360" w:lineRule="auto"/>
-        <w:ind w:firstLine="709"/>
-        <w:jc w:val="both"/>
-      </w:pPr>
-      <w:r>
-        <w:rPr>
-          <w:rFonts w:ascii="Times New Roman" w:hAnsi="Times New Roman"/>
-          <w:b w:val="0"/>
-          <w:i w:val="0"/>
-          <w:color w:val="000000"/>
-          <w:sz w:val="28"/>
-        </w:rPr>
-        <w:t>Технология GSM/GPRS, выбранная в качестве основного канала связи для рассматриваемого автоматизированного участка, обеспечивает скорость передачи данных от 20 до 85 килобит в секунду в режиме GPRS и до 236 килобит в секунду в режиме EDGE. Данной пропускной способности достаточно для передачи телеметрических данных от трёх реклоузеров и комплекта датчиков с периодом опроса 5–10 секунд. Объём передаваемых данных в нормальном режиме составляет не более 500 байт на цикл опроса одного устройства, что соответствует суточному трафику около 4–5 мегабайт на весь участок.</w:t>
-      </w:r>
-    </w:p>
-    <w:p>
-      <w:pPr>
-        <w:spacing w:before="0" w:after="0" w:line="360" w:lineRule="auto"/>
-        <w:ind w:firstLine="709"/>
-        <w:jc w:val="both"/>
-      </w:pPr>
-      <w:r>
-        <w:rPr>
-          <w:rFonts w:ascii="Times New Roman" w:hAnsi="Times New Roman"/>
-          <w:b w:val="0"/>
-          <w:i w:val="0"/>
-          <w:color w:val="000000"/>
-          <w:sz w:val="28"/>
-        </w:rPr>
-        <w:t>Резервирование канала связи через LTE обеспечивает автоматическое переключение при потере основного GSM/GPRS-соединения. Время переключения составляет от 5 до 15 секунд, что допустимо для задач мониторинга, не требующих непрерывной передачи данных в реальном времени. Критически важные аварийные сигналы (короткое замыкание, замыкание на землю, превышение допустимой температуры) передаются приоритетно с использованием механизма спонтанной передачи протокола МЭК 60870-5-104, что гарантирует их доставку на диспетчерский пункт в течение не более 3 секунд от момента возникновения события.</w:t>
-      </w:r>
-    </w:p>
-    <w:p>
       <w:bookmarkStart w:id="14" w:name="_bm_section_2_4"/>
       <w:pPr>
         <w:spacing w:before="240" w:after="120" w:line="360" w:lineRule="auto"/>
@@ -3506,7 +3217,7 @@
           <w:color w:val="000000"/>
           <w:sz w:val="28"/>
         </w:rPr>
-        <w:t>Рассмотрим более подробно процесс обработки телеметрических данных на диспетчерском уровне системы. Основной сервер SCADA-системы выполняет следующую последовательность операций при поступлении новых данных от контроллера реклоузера.</w:t>
+        <w:t>Основной сервер SCADA-системы выполняет следующую последовательность операций при поступлении новых данных от контроллера реклоузера.</w:t>
       </w:r>
     </w:p>
     <w:p>
@@ -4687,40 +4398,6 @@
         <w:t>Таким образом, разработанная архитектура системы мониторинга обеспечивает полный цикл сбора, передачи, обработки и отображения телеметрических данных от автоматизированного участка ВЛ 6–10 кВ. Трёхуровневая структура системы, использование стандартных протоколов и механизмы резервирования обеспечивают высокую надёжность и масштабируемость решения.</w:t>
       </w:r>
     </w:p>
-    <w:p>
-      <w:pPr>
-        <w:spacing w:before="0" w:after="0" w:line="360" w:lineRule="auto"/>
-        <w:ind w:firstLine="709"/>
-        <w:jc w:val="both"/>
-      </w:pPr>
-      <w:r>
-        <w:rPr>
-          <w:rFonts w:ascii="Times New Roman" w:hAnsi="Times New Roman"/>
-          <w:b w:val="0"/>
-          <w:i w:val="0"/>
-          <w:color w:val="000000"/>
-          <w:sz w:val="28"/>
-        </w:rPr>
-        <w:t>Отдельным аспектом обеспечения надёжности является защита от кибератак и несанкционированного доступа к системе мониторинга. В соответствии с Федеральным законом № 187-ФЗ «О безопасности критической информационной инфраструктуры Российской Федерации» и Приказом ФСТЭК России от 25.12.2017 № 239, SCADA-система для электроэнергетических объектов должна обеспечивать следующие меры защиты: идентификацию и аутентификацию пользователей с использованием индивидуальных учётных записей; разграничение прав доступа на основе ролевой модели (оператор, инженер, администратор); регистрацию событий безопасности (вход/выход, изменение конфигурации, попытки несанкционированного доступа); шифрование каналов связи между полевыми устройствами и диспетчерским центром; антивирусную защиту серверов и рабочих станций; сегментацию сети (отделение технологической сети от корпоративной).</w:t>
-      </w:r>
-    </w:p>
-    <w:p>
-      <w:pPr>
-        <w:spacing w:before="0" w:after="0" w:line="360" w:lineRule="auto"/>
-        <w:ind w:firstLine="709"/>
-        <w:jc w:val="both"/>
-      </w:pPr>
-      <w:r>
-        <w:rPr>
-          <w:rFonts w:ascii="Times New Roman" w:hAnsi="Times New Roman"/>
-          <w:b w:val="0"/>
-          <w:i w:val="0"/>
-          <w:color w:val="000000"/>
-          <w:sz w:val="28"/>
-        </w:rPr>
-        <w:t>В разработанной архитектуре информационная безопасность обеспечивается на нескольких уровнях. На коммуникационном уровне используется VPN-шифрование (IPsec) всех каналов связи между реклоузерами и диспетчерским центром. На прикладном уровне протокол МЭК 60870-5-104 не предусматривает встроенных механизмов безопасности, поэтому защита обеспечивается средствами транспортного уровня (VPN). На уровне серверной инфраструктуры используются межсетевые экраны (firewall) для ограничения доступа к серверам SCADA только с авторизованных IP-адресов, а также система обнаружения вторжений (IDS) для выявления аномальной сетевой активности.</w:t>
-      </w:r>
-    </w:p>
     <w:sectPr>
       <w:footerReference w:type="default" r:id="rId9"/>
       <w:pgSz w:w="11906" w:h="16838"/>
